--- a/Variables.docx
+++ b/Variables.docx
@@ -91,13 +91,15 @@
         <w:rPr>
           <w:rFonts w:asciiTheme="minorHAnsi" w:hAnsiTheme="minorHAnsi" w:cstheme="minorHAnsi"/>
           <w:color w:val="0A0A0A"/>
-        </w:rPr>
-      </w:pPr>
-      <w:r>
-        <w:rPr>
-          <w:rFonts w:asciiTheme="minorHAnsi" w:hAnsiTheme="minorHAnsi" w:cstheme="minorHAnsi"/>
-          <w:b/>
-          <w:color w:val="0A0A0A"/>
+          <w:u w:val="single"/>
+        </w:rPr>
+      </w:pPr>
+      <w:r>
+        <w:rPr>
+          <w:rFonts w:asciiTheme="minorHAnsi" w:hAnsiTheme="minorHAnsi" w:cstheme="minorHAnsi"/>
+          <w:b/>
+          <w:color w:val="0A0A0A"/>
+          <w:u w:val="single"/>
         </w:rPr>
         <w:t>Background:</w:t>
       </w:r>
@@ -105,6 +107,7 @@
         <w:rPr>
           <w:rFonts w:asciiTheme="minorHAnsi" w:hAnsiTheme="minorHAnsi" w:cstheme="minorHAnsi"/>
           <w:color w:val="0A0A0A"/>
+          <w:u w:val="single"/>
         </w:rPr>
         <w:t xml:space="preserve"> </w:t>
       </w:r>
@@ -116,34 +119,38 @@
         <w:rPr>
           <w:rFonts w:asciiTheme="minorHAnsi" w:hAnsiTheme="minorHAnsi" w:cstheme="minorHAnsi"/>
           <w:color w:val="0A0A0A"/>
-        </w:rPr>
-      </w:pPr>
-    </w:p>
-    <w:p>
-      <w:pPr>
-        <w:pStyle w:val="NormalWeb"/>
-        <w:spacing w:before="0" w:beforeAutospacing="0" w:after="0" w:afterAutospacing="0"/>
-        <w:rPr>
-          <w:rFonts w:asciiTheme="minorHAnsi" w:hAnsiTheme="minorHAnsi" w:cstheme="minorHAnsi"/>
-          <w:color w:val="0A0A0A"/>
-        </w:rPr>
-      </w:pPr>
-    </w:p>
-    <w:p>
-      <w:pPr>
-        <w:pStyle w:val="NormalWeb"/>
-        <w:spacing w:before="0" w:beforeAutospacing="0" w:after="0" w:afterAutospacing="0"/>
-        <w:rPr>
-          <w:rFonts w:asciiTheme="minorHAnsi" w:hAnsiTheme="minorHAnsi" w:cstheme="minorHAnsi"/>
-          <w:b/>
-          <w:color w:val="0A0A0A"/>
-        </w:rPr>
-      </w:pPr>
-      <w:r>
-        <w:rPr>
-          <w:rFonts w:asciiTheme="minorHAnsi" w:hAnsiTheme="minorHAnsi" w:cstheme="minorHAnsi"/>
-          <w:b/>
-          <w:color w:val="0A0A0A"/>
+          <w:u w:val="single"/>
+        </w:rPr>
+      </w:pPr>
+    </w:p>
+    <w:p>
+      <w:pPr>
+        <w:pStyle w:val="NormalWeb"/>
+        <w:spacing w:before="0" w:beforeAutospacing="0" w:after="0" w:afterAutospacing="0"/>
+        <w:rPr>
+          <w:rFonts w:asciiTheme="minorHAnsi" w:hAnsiTheme="minorHAnsi" w:cstheme="minorHAnsi"/>
+          <w:color w:val="0A0A0A"/>
+          <w:u w:val="single"/>
+        </w:rPr>
+      </w:pPr>
+    </w:p>
+    <w:p>
+      <w:pPr>
+        <w:pStyle w:val="NormalWeb"/>
+        <w:spacing w:before="0" w:beforeAutospacing="0" w:after="0" w:afterAutospacing="0"/>
+        <w:rPr>
+          <w:rFonts w:asciiTheme="minorHAnsi" w:hAnsiTheme="minorHAnsi" w:cstheme="minorHAnsi"/>
+          <w:b/>
+          <w:color w:val="0A0A0A"/>
+          <w:u w:val="single"/>
+        </w:rPr>
+      </w:pPr>
+      <w:r>
+        <w:rPr>
+          <w:rFonts w:asciiTheme="minorHAnsi" w:hAnsiTheme="minorHAnsi" w:cstheme="minorHAnsi"/>
+          <w:b/>
+          <w:color w:val="0A0A0A"/>
+          <w:u w:val="single"/>
         </w:rPr>
         <w:t>Asthma definition</w:t>
       </w:r>
@@ -188,13 +195,15 @@
         <w:rPr>
           <w:rFonts w:asciiTheme="minorHAnsi" w:hAnsiTheme="minorHAnsi" w:cstheme="minorHAnsi"/>
           <w:color w:val="0A0A0A"/>
-        </w:rPr>
-      </w:pPr>
-      <w:r>
-        <w:rPr>
-          <w:rFonts w:asciiTheme="minorHAnsi" w:hAnsiTheme="minorHAnsi" w:cstheme="minorHAnsi"/>
-          <w:b/>
-          <w:color w:val="0A0A0A"/>
+          <w:u w:val="single"/>
+        </w:rPr>
+      </w:pPr>
+      <w:r>
+        <w:rPr>
+          <w:rFonts w:asciiTheme="minorHAnsi" w:hAnsiTheme="minorHAnsi" w:cstheme="minorHAnsi"/>
+          <w:b/>
+          <w:color w:val="0A0A0A"/>
+          <w:u w:val="single"/>
         </w:rPr>
         <w:t>Models</w:t>
       </w:r>
@@ -203,6 +212,7 @@
           <w:rFonts w:asciiTheme="minorHAnsi" w:hAnsiTheme="minorHAnsi" w:cstheme="minorHAnsi"/>
           <w:b/>
           <w:color w:val="0A0A0A"/>
+          <w:u w:val="single"/>
         </w:rPr>
         <w:t>:</w:t>
       </w:r>
@@ -210,6 +220,7 @@
         <w:rPr>
           <w:rFonts w:asciiTheme="minorHAnsi" w:hAnsiTheme="minorHAnsi" w:cstheme="minorHAnsi"/>
           <w:color w:val="0A0A0A"/>
+          <w:u w:val="single"/>
         </w:rPr>
         <w:t xml:space="preserve"> </w:t>
       </w:r>
@@ -842,21 +853,7 @@
           <w:rFonts w:asciiTheme="minorHAnsi" w:hAnsiTheme="minorHAnsi" w:cstheme="minorHAnsi"/>
           <w:color w:val="0A0A0A"/>
         </w:rPr>
-        <w:t>ACTIVITY_WALK_</w:t>
-      </w:r>
-      <w:r>
-        <w:rPr>
-          <w:rFonts w:asciiTheme="minorHAnsi" w:hAnsiTheme="minorHAnsi" w:cstheme="minorHAnsi"/>
-          <w:color w:val="0A0A0A"/>
-        </w:rPr>
-        <w:t>MINS</w:t>
-      </w:r>
-      <w:r>
-        <w:rPr>
-          <w:rFonts w:asciiTheme="minorHAnsi" w:hAnsiTheme="minorHAnsi" w:cstheme="minorHAnsi"/>
-          <w:color w:val="0A0A0A"/>
-        </w:rPr>
-        <w:t xml:space="preserve">_2_1: </w:t>
+        <w:t xml:space="preserve">ACTIVITY_WALK_MINS_2_1: </w:t>
       </w:r>
       <w:r>
         <w:rPr>
@@ -1054,14 +1051,7 @@
           <w:rFonts w:asciiTheme="minorHAnsi" w:hAnsiTheme="minorHAnsi" w:cstheme="minorHAnsi"/>
           <w:color w:val="0A0A0A"/>
         </w:rPr>
-        <w:t xml:space="preserve"> m</w:t>
-      </w:r>
-      <w:r>
-        <w:rPr>
-          <w:rFonts w:asciiTheme="minorHAnsi" w:hAnsiTheme="minorHAnsi" w:cstheme="minorHAnsi"/>
-          <w:color w:val="0A0A0A"/>
-        </w:rPr>
-        <w:t>ore</w:t>
+        <w:t xml:space="preserve"> more</w:t>
       </w:r>
       <w:proofErr w:type="gramEnd"/>
       <w:r>
@@ -1069,70 +1059,7 @@
           <w:rFonts w:asciiTheme="minorHAnsi" w:hAnsiTheme="minorHAnsi" w:cstheme="minorHAnsi"/>
           <w:color w:val="0A0A0A"/>
         </w:rPr>
-        <w:t xml:space="preserve"> a</w:t>
-      </w:r>
-      <w:r>
-        <w:rPr>
-          <w:rFonts w:asciiTheme="minorHAnsi" w:hAnsiTheme="minorHAnsi" w:cstheme="minorHAnsi"/>
-          <w:color w:val="0A0A0A"/>
-        </w:rPr>
-        <w:t>n</w:t>
-      </w:r>
-      <w:r>
-        <w:rPr>
-          <w:rFonts w:asciiTheme="minorHAnsi" w:hAnsiTheme="minorHAnsi" w:cstheme="minorHAnsi"/>
-          <w:color w:val="0A0A0A"/>
-        </w:rPr>
-        <w:t xml:space="preserve"> “</w:t>
-      </w:r>
-      <w:r>
-        <w:rPr>
-          <w:rFonts w:asciiTheme="minorHAnsi" w:hAnsiTheme="minorHAnsi" w:cstheme="minorHAnsi"/>
-          <w:color w:val="0A0A0A"/>
-        </w:rPr>
-        <w:t>evening</w:t>
-      </w:r>
-      <w:r>
-        <w:rPr>
-          <w:rFonts w:asciiTheme="minorHAnsi" w:hAnsiTheme="minorHAnsi" w:cstheme="minorHAnsi"/>
-          <w:color w:val="0A0A0A"/>
-        </w:rPr>
-        <w:t xml:space="preserve">” than </w:t>
-      </w:r>
-      <w:r>
-        <w:rPr>
-          <w:rFonts w:asciiTheme="minorHAnsi" w:hAnsiTheme="minorHAnsi" w:cstheme="minorHAnsi"/>
-          <w:color w:val="0A0A0A"/>
-        </w:rPr>
-        <w:t xml:space="preserve">a </w:t>
-      </w:r>
-      <w:r>
-        <w:rPr>
-          <w:rFonts w:asciiTheme="minorHAnsi" w:hAnsiTheme="minorHAnsi" w:cstheme="minorHAnsi"/>
-          <w:color w:val="0A0A0A"/>
-        </w:rPr>
-        <w:t>“</w:t>
-      </w:r>
-      <w:r>
-        <w:rPr>
-          <w:rFonts w:asciiTheme="minorHAnsi" w:hAnsiTheme="minorHAnsi" w:cstheme="minorHAnsi"/>
-          <w:color w:val="0A0A0A"/>
-        </w:rPr>
-        <w:t>morning</w:t>
-      </w:r>
-      <w:r>
-        <w:rPr>
-          <w:rFonts w:asciiTheme="minorHAnsi" w:hAnsiTheme="minorHAnsi" w:cstheme="minorHAnsi"/>
-          <w:color w:val="0A0A0A"/>
-        </w:rPr>
-        <w:t>” person</w:t>
-      </w:r>
-      <w:r>
-        <w:rPr>
-          <w:rFonts w:asciiTheme="minorHAnsi" w:hAnsiTheme="minorHAnsi" w:cstheme="minorHAnsi"/>
-          <w:color w:val="0A0A0A"/>
-        </w:rPr>
-        <w:t>,</w:t>
+        <w:t xml:space="preserve"> an “evening” than a “morning” person,</w:t>
       </w:r>
       <w:r>
         <w:rPr>
@@ -1146,28 +1073,7 @@
           <w:rFonts w:asciiTheme="minorHAnsi" w:hAnsiTheme="minorHAnsi" w:cstheme="minorHAnsi"/>
           <w:color w:val="0A0A0A"/>
         </w:rPr>
-        <w:t>definitely a</w:t>
-      </w:r>
-      <w:r>
-        <w:rPr>
-          <w:rFonts w:asciiTheme="minorHAnsi" w:hAnsiTheme="minorHAnsi" w:cstheme="minorHAnsi"/>
-          <w:color w:val="0A0A0A"/>
-        </w:rPr>
-        <w:t>n</w:t>
-      </w:r>
-      <w:r>
-        <w:rPr>
-          <w:rFonts w:asciiTheme="minorHAnsi" w:hAnsiTheme="minorHAnsi" w:cstheme="minorHAnsi"/>
-          <w:color w:val="0A0A0A"/>
-        </w:rPr>
-        <w:t xml:space="preserve"> “</w:t>
-      </w:r>
-      <w:r>
-        <w:rPr>
-          <w:rFonts w:asciiTheme="minorHAnsi" w:hAnsiTheme="minorHAnsi" w:cstheme="minorHAnsi"/>
-          <w:color w:val="0A0A0A"/>
-        </w:rPr>
-        <w:t>evening” person.</w:t>
+        <w:t>definitely an “evening” person.</w:t>
       </w:r>
     </w:p>
     <w:p>
@@ -1211,6 +1117,50 @@
         </w:rPr>
         <w:t>Job medical required</w:t>
       </w:r>
+      <w:r>
+        <w:rPr>
+          <w:rFonts w:asciiTheme="minorHAnsi" w:hAnsiTheme="minorHAnsi" w:cstheme="minorHAnsi"/>
+          <w:color w:val="0A0A0A"/>
+        </w:rPr>
+        <w:t xml:space="preserve"> </w:t>
+      </w:r>
+    </w:p>
+    <w:p>
+      <w:pPr>
+        <w:pStyle w:val="NormalWeb"/>
+        <w:numPr>
+          <w:ilvl w:val="1"/>
+          <w:numId w:val="2"/>
+        </w:numPr>
+        <w:spacing w:before="0" w:beforeAutospacing="0" w:after="0" w:afterAutospacing="0"/>
+        <w:rPr>
+          <w:rFonts w:asciiTheme="minorHAnsi" w:hAnsiTheme="minorHAnsi" w:cstheme="minorHAnsi"/>
+          <w:color w:val="0A0A0A"/>
+        </w:rPr>
+      </w:pPr>
+      <w:r>
+        <w:rPr>
+          <w:rFonts w:asciiTheme="minorHAnsi" w:hAnsiTheme="minorHAnsi" w:cstheme="minorHAnsi"/>
+          <w:color w:val="0A0A0A"/>
+        </w:rPr>
+        <w:t xml:space="preserve">No job SOC codes in OFH or anything detailed about job type. Only has data on distance to work, manual labour, shift </w:t>
+      </w:r>
+      <w:proofErr w:type="spellStart"/>
+      <w:r>
+        <w:rPr>
+          <w:rFonts w:asciiTheme="minorHAnsi" w:hAnsiTheme="minorHAnsi" w:cstheme="minorHAnsi"/>
+          <w:color w:val="0A0A0A"/>
+        </w:rPr>
+        <w:t>wrok</w:t>
+      </w:r>
+      <w:proofErr w:type="spellEnd"/>
+      <w:r>
+        <w:rPr>
+          <w:rFonts w:asciiTheme="minorHAnsi" w:hAnsiTheme="minorHAnsi" w:cstheme="minorHAnsi"/>
+          <w:color w:val="0A0A0A"/>
+        </w:rPr>
+        <w:t>, transport to/from work, walking or standing most of time, work hours, times a week travelled to work, years in current job</w:t>
+      </w:r>
     </w:p>
     <w:p>
       <w:pPr>
@@ -1322,15 +1272,13 @@
         </w:rPr>
         <w:t xml:space="preserve">MEDICAT_PSYCH_1_M: Do you regularly take any of the following medication for mental health </w:t>
       </w:r>
-      <w:proofErr w:type="spellStart"/>
-      <w:r>
-        <w:rPr>
-          <w:rFonts w:asciiTheme="minorHAnsi" w:hAnsiTheme="minorHAnsi" w:cstheme="minorHAnsi"/>
-          <w:color w:val="0A0A0A"/>
-        </w:rPr>
-        <w:t>conditons</w:t>
-      </w:r>
-      <w:proofErr w:type="spellEnd"/>
+      <w:r>
+        <w:rPr>
+          <w:rFonts w:asciiTheme="minorHAnsi" w:hAnsiTheme="minorHAnsi" w:cstheme="minorHAnsi"/>
+          <w:color w:val="0A0A0A"/>
+        </w:rPr>
+        <w:t>conditions</w:t>
+      </w:r>
       <w:r>
         <w:rPr>
           <w:rFonts w:asciiTheme="minorHAnsi" w:hAnsiTheme="minorHAnsi" w:cstheme="minorHAnsi"/>
@@ -1338,15 +1286,13 @@
         </w:rPr>
         <w:t xml:space="preserve"> or </w:t>
       </w:r>
-      <w:proofErr w:type="spellStart"/>
-      <w:r>
-        <w:rPr>
-          <w:rFonts w:asciiTheme="minorHAnsi" w:hAnsiTheme="minorHAnsi" w:cstheme="minorHAnsi"/>
-          <w:color w:val="0A0A0A"/>
-        </w:rPr>
-        <w:t>insommia</w:t>
-      </w:r>
-      <w:proofErr w:type="spellEnd"/>
+      <w:r>
+        <w:rPr>
+          <w:rFonts w:asciiTheme="minorHAnsi" w:hAnsiTheme="minorHAnsi" w:cstheme="minorHAnsi"/>
+          <w:color w:val="0A0A0A"/>
+        </w:rPr>
+        <w:t>insomnia</w:t>
+      </w:r>
     </w:p>
     <w:p>
       <w:pPr>
@@ -1486,7 +1432,7 @@
           <w:rFonts w:asciiTheme="minorHAnsi" w:hAnsiTheme="minorHAnsi" w:cstheme="minorHAnsi"/>
           <w:color w:val="0A0A0A"/>
         </w:rPr>
-        <w:t>Manual labour in job?</w:t>
+        <w:t>Exposure to other people’s smoke</w:t>
       </w:r>
     </w:p>
     <w:p>
@@ -1507,7 +1453,49 @@
           <w:rFonts w:asciiTheme="minorHAnsi" w:hAnsiTheme="minorHAnsi" w:cstheme="minorHAnsi"/>
           <w:color w:val="0A0A0A"/>
         </w:rPr>
-        <w:t>WORK_MANUAL_LABOUR_1_1: Does your work involve heavy manual or physical work?</w:t>
+        <w:t>SMOKE_EXPOSURE_1_1</w:t>
+      </w:r>
+    </w:p>
+    <w:p>
+      <w:pPr>
+        <w:pStyle w:val="NormalWeb"/>
+        <w:numPr>
+          <w:ilvl w:val="1"/>
+          <w:numId w:val="3"/>
+        </w:numPr>
+        <w:spacing w:before="0" w:beforeAutospacing="0" w:after="0" w:afterAutospacing="0"/>
+        <w:rPr>
+          <w:rFonts w:asciiTheme="minorHAnsi" w:hAnsiTheme="minorHAnsi" w:cstheme="minorHAnsi"/>
+          <w:color w:val="0A0A0A"/>
+        </w:rPr>
+      </w:pPr>
+      <w:r>
+        <w:rPr>
+          <w:rFonts w:asciiTheme="minorHAnsi" w:hAnsiTheme="minorHAnsi" w:cstheme="minorHAnsi"/>
+          <w:color w:val="0A0A0A"/>
+        </w:rPr>
+        <w:t>SMOKE_EXPOSURE_HRS_1_1</w:t>
+      </w:r>
+    </w:p>
+    <w:p>
+      <w:pPr>
+        <w:pStyle w:val="NormalWeb"/>
+        <w:numPr>
+          <w:ilvl w:val="1"/>
+          <w:numId w:val="3"/>
+        </w:numPr>
+        <w:spacing w:before="0" w:beforeAutospacing="0" w:after="0" w:afterAutospacing="0"/>
+        <w:rPr>
+          <w:rFonts w:asciiTheme="minorHAnsi" w:hAnsiTheme="minorHAnsi" w:cstheme="minorHAnsi"/>
+          <w:color w:val="0A0A0A"/>
+        </w:rPr>
+      </w:pPr>
+      <w:r>
+        <w:rPr>
+          <w:rFonts w:asciiTheme="minorHAnsi" w:hAnsiTheme="minorHAnsi" w:cstheme="minorHAnsi"/>
+          <w:color w:val="0A0A0A"/>
+        </w:rPr>
+        <w:t>Also separate fields for hours exposed at home and outside home (per week)</w:t>
       </w:r>
     </w:p>
     <w:p>
@@ -1528,7 +1516,7 @@
           <w:rFonts w:asciiTheme="minorHAnsi" w:hAnsiTheme="minorHAnsi" w:cstheme="minorHAnsi"/>
           <w:color w:val="0A0A0A"/>
         </w:rPr>
-        <w:t>Work from home</w:t>
+        <w:t>Manual labour in job?</w:t>
       </w:r>
     </w:p>
     <w:p>
@@ -1549,7 +1537,7 @@
           <w:rFonts w:asciiTheme="minorHAnsi" w:hAnsiTheme="minorHAnsi" w:cstheme="minorHAnsi"/>
           <w:color w:val="0A0A0A"/>
         </w:rPr>
-        <w:t>WORK_WK_TRAVEL_1_1: How many times a week do you travel from home to your main work?</w:t>
+        <w:t>WORK_MANUAL_LABOUR_1_1: Does your work involve heavy manual or physical work?</w:t>
       </w:r>
     </w:p>
     <w:p>
@@ -1570,7 +1558,7 @@
           <w:rFonts w:asciiTheme="minorHAnsi" w:hAnsiTheme="minorHAnsi" w:cstheme="minorHAnsi"/>
           <w:color w:val="0A0A0A"/>
         </w:rPr>
-        <w:t>Qualifications?</w:t>
+        <w:t>Work from home</w:t>
       </w:r>
     </w:p>
     <w:p>
@@ -1591,7 +1579,7 @@
           <w:rFonts w:asciiTheme="minorHAnsi" w:hAnsiTheme="minorHAnsi" w:cstheme="minorHAnsi"/>
           <w:color w:val="0A0A0A"/>
         </w:rPr>
-        <w:t>EDU_QUAL_1_M: Which of the following qualifications do you have?</w:t>
+        <w:t>WORK_WK_TRAVEL_1_1: How many times a week do you travel from home to your main work?</w:t>
       </w:r>
     </w:p>
     <w:p>
@@ -1612,7 +1600,7 @@
           <w:rFonts w:asciiTheme="minorHAnsi" w:hAnsiTheme="minorHAnsi" w:cstheme="minorHAnsi"/>
           <w:color w:val="0A0A0A"/>
         </w:rPr>
-        <w:t>Other sleep</w:t>
+        <w:t>Qualifications?</w:t>
       </w:r>
     </w:p>
     <w:p>
@@ -1633,34 +1621,339 @@
           <w:rFonts w:asciiTheme="minorHAnsi" w:hAnsiTheme="minorHAnsi" w:cstheme="minorHAnsi"/>
           <w:color w:val="0A0A0A"/>
         </w:rPr>
+        <w:t>EDU_QUAL_1_M: Which of the following qualifications do you have?</w:t>
+      </w:r>
+    </w:p>
+    <w:p>
+      <w:pPr>
+        <w:pStyle w:val="NormalWeb"/>
+        <w:numPr>
+          <w:ilvl w:val="0"/>
+          <w:numId w:val="3"/>
+        </w:numPr>
+        <w:spacing w:before="0" w:beforeAutospacing="0" w:after="0" w:afterAutospacing="0"/>
+        <w:rPr>
+          <w:rFonts w:asciiTheme="minorHAnsi" w:hAnsiTheme="minorHAnsi" w:cstheme="minorHAnsi"/>
+          <w:color w:val="0A0A0A"/>
+        </w:rPr>
+      </w:pPr>
+      <w:r>
+        <w:rPr>
+          <w:rFonts w:asciiTheme="minorHAnsi" w:hAnsiTheme="minorHAnsi" w:cstheme="minorHAnsi"/>
+          <w:color w:val="0A0A0A"/>
+        </w:rPr>
+        <w:t>Other sleep</w:t>
+      </w:r>
+    </w:p>
+    <w:p>
+      <w:pPr>
+        <w:pStyle w:val="NormalWeb"/>
+        <w:numPr>
+          <w:ilvl w:val="1"/>
+          <w:numId w:val="3"/>
+        </w:numPr>
+        <w:spacing w:before="0" w:beforeAutospacing="0" w:after="0" w:afterAutospacing="0"/>
+        <w:rPr>
+          <w:rFonts w:asciiTheme="minorHAnsi" w:hAnsiTheme="minorHAnsi" w:cstheme="minorHAnsi"/>
+          <w:color w:val="0A0A0A"/>
+        </w:rPr>
+      </w:pPr>
+      <w:r>
+        <w:rPr>
+          <w:rFonts w:asciiTheme="minorHAnsi" w:hAnsiTheme="minorHAnsi" w:cstheme="minorHAnsi"/>
+          <w:color w:val="0A0A0A"/>
+        </w:rPr>
         <w:t>Data on involuntary daytime sleeping, daytime napping, snoring, trouble falling asleep/waking in middle of night, how easy do you find waking up in morning?</w:t>
       </w:r>
     </w:p>
     <w:p>
       <w:pPr>
         <w:pStyle w:val="NormalWeb"/>
-        <w:spacing w:before="0" w:beforeAutospacing="0" w:after="0" w:afterAutospacing="0"/>
-        <w:rPr>
-          <w:rFonts w:asciiTheme="minorHAnsi" w:hAnsiTheme="minorHAnsi" w:cstheme="minorHAnsi"/>
-          <w:color w:val="0A0A0A"/>
-        </w:rPr>
-      </w:pPr>
-    </w:p>
-    <w:p>
-      <w:pPr>
-        <w:pStyle w:val="NormalWeb"/>
-        <w:spacing w:before="0" w:beforeAutospacing="0" w:after="0" w:afterAutospacing="0"/>
-        <w:rPr>
-          <w:rFonts w:asciiTheme="minorHAnsi" w:hAnsiTheme="minorHAnsi" w:cstheme="minorHAnsi"/>
-          <w:color w:val="0A0A0A"/>
-        </w:rPr>
-      </w:pPr>
-      <w:r>
-        <w:rPr>
-          <w:rFonts w:asciiTheme="minorHAnsi" w:hAnsiTheme="minorHAnsi" w:cstheme="minorHAnsi"/>
-          <w:b/>
-          <w:color w:val="0A0A0A"/>
-        </w:rPr>
+        <w:numPr>
+          <w:ilvl w:val="0"/>
+          <w:numId w:val="3"/>
+        </w:numPr>
+        <w:spacing w:before="0" w:beforeAutospacing="0" w:after="0" w:afterAutospacing="0"/>
+        <w:rPr>
+          <w:rFonts w:asciiTheme="minorHAnsi" w:hAnsiTheme="minorHAnsi" w:cstheme="minorHAnsi"/>
+          <w:color w:val="0A0A0A"/>
+        </w:rPr>
+      </w:pPr>
+      <w:r>
+        <w:rPr>
+          <w:rFonts w:asciiTheme="minorHAnsi" w:hAnsiTheme="minorHAnsi" w:cstheme="minorHAnsi"/>
+          <w:color w:val="0A0A0A"/>
+        </w:rPr>
+        <w:t>Number of pregnancies</w:t>
+      </w:r>
+    </w:p>
+    <w:p>
+      <w:pPr>
+        <w:pStyle w:val="NormalWeb"/>
+        <w:numPr>
+          <w:ilvl w:val="0"/>
+          <w:numId w:val="3"/>
+        </w:numPr>
+        <w:spacing w:before="0" w:beforeAutospacing="0" w:after="0" w:afterAutospacing="0"/>
+        <w:rPr>
+          <w:rFonts w:asciiTheme="minorHAnsi" w:hAnsiTheme="minorHAnsi" w:cstheme="minorHAnsi"/>
+          <w:color w:val="0A0A0A"/>
+        </w:rPr>
+      </w:pPr>
+      <w:r>
+        <w:rPr>
+          <w:rFonts w:asciiTheme="minorHAnsi" w:hAnsiTheme="minorHAnsi" w:cstheme="minorHAnsi"/>
+          <w:color w:val="0A0A0A"/>
+        </w:rPr>
+        <w:lastRenderedPageBreak/>
+        <w:t>Hours spent outside</w:t>
+      </w:r>
+    </w:p>
+    <w:p>
+      <w:pPr>
+        <w:pStyle w:val="NormalWeb"/>
+        <w:numPr>
+          <w:ilvl w:val="1"/>
+          <w:numId w:val="3"/>
+        </w:numPr>
+        <w:spacing w:before="0" w:beforeAutospacing="0" w:after="0" w:afterAutospacing="0"/>
+        <w:rPr>
+          <w:rFonts w:asciiTheme="minorHAnsi" w:hAnsiTheme="minorHAnsi" w:cstheme="minorHAnsi"/>
+          <w:color w:val="0A0A0A"/>
+        </w:rPr>
+      </w:pPr>
+      <w:r>
+        <w:rPr>
+          <w:rFonts w:asciiTheme="minorHAnsi" w:hAnsiTheme="minorHAnsi" w:cstheme="minorHAnsi"/>
+          <w:color w:val="0A0A0A"/>
+        </w:rPr>
+        <w:t>LIFESTYLE_OUTDOOR_SUM_HRS_1_1</w:t>
+      </w:r>
+    </w:p>
+    <w:p>
+      <w:pPr>
+        <w:pStyle w:val="NormalWeb"/>
+        <w:numPr>
+          <w:ilvl w:val="1"/>
+          <w:numId w:val="3"/>
+        </w:numPr>
+        <w:spacing w:before="0" w:beforeAutospacing="0" w:after="0" w:afterAutospacing="0"/>
+        <w:rPr>
+          <w:rFonts w:asciiTheme="minorHAnsi" w:hAnsiTheme="minorHAnsi" w:cstheme="minorHAnsi"/>
+          <w:color w:val="0A0A0A"/>
+        </w:rPr>
+      </w:pPr>
+      <w:r>
+        <w:rPr>
+          <w:rFonts w:asciiTheme="minorHAnsi" w:hAnsiTheme="minorHAnsi" w:cstheme="minorHAnsi"/>
+          <w:color w:val="0A0A0A"/>
+        </w:rPr>
+        <w:t>LIFESTYLE_OUTDOOR_WIN_HRS_1_1</w:t>
+      </w:r>
+    </w:p>
+    <w:p>
+      <w:pPr>
+        <w:pStyle w:val="NormalWeb"/>
+        <w:numPr>
+          <w:ilvl w:val="0"/>
+          <w:numId w:val="3"/>
+        </w:numPr>
+        <w:spacing w:before="0" w:beforeAutospacing="0" w:after="0" w:afterAutospacing="0"/>
+        <w:rPr>
+          <w:rFonts w:asciiTheme="minorHAnsi" w:hAnsiTheme="minorHAnsi" w:cstheme="minorHAnsi"/>
+          <w:color w:val="0A0A0A"/>
+        </w:rPr>
+      </w:pPr>
+      <w:r>
+        <w:rPr>
+          <w:rFonts w:asciiTheme="minorHAnsi" w:hAnsiTheme="minorHAnsi" w:cstheme="minorHAnsi"/>
+          <w:color w:val="0A0A0A"/>
+        </w:rPr>
+        <w:t>Screen use</w:t>
+      </w:r>
+    </w:p>
+    <w:p>
+      <w:pPr>
+        <w:pStyle w:val="NormalWeb"/>
+        <w:numPr>
+          <w:ilvl w:val="1"/>
+          <w:numId w:val="3"/>
+        </w:numPr>
+        <w:spacing w:before="0" w:beforeAutospacing="0" w:after="0" w:afterAutospacing="0"/>
+        <w:rPr>
+          <w:rFonts w:asciiTheme="minorHAnsi" w:hAnsiTheme="minorHAnsi" w:cstheme="minorHAnsi"/>
+          <w:color w:val="0A0A0A"/>
+        </w:rPr>
+      </w:pPr>
+      <w:r>
+        <w:rPr>
+          <w:rFonts w:asciiTheme="minorHAnsi" w:hAnsiTheme="minorHAnsi" w:cstheme="minorHAnsi"/>
+          <w:color w:val="0A0A0A"/>
+        </w:rPr>
+        <w:t>LIFESTYLE_SCREEN_PC</w:t>
+      </w:r>
+      <w:r>
+        <w:rPr>
+          <w:rFonts w:asciiTheme="minorHAnsi" w:hAnsiTheme="minorHAnsi" w:cstheme="minorHAnsi"/>
+          <w:color w:val="0A0A0A"/>
+        </w:rPr>
+        <w:t>_HRS_2_1</w:t>
+      </w:r>
+    </w:p>
+    <w:p>
+      <w:pPr>
+        <w:pStyle w:val="NormalWeb"/>
+        <w:numPr>
+          <w:ilvl w:val="1"/>
+          <w:numId w:val="3"/>
+        </w:numPr>
+        <w:spacing w:before="0" w:beforeAutospacing="0" w:after="0" w:afterAutospacing="0"/>
+        <w:rPr>
+          <w:rFonts w:asciiTheme="minorHAnsi" w:hAnsiTheme="minorHAnsi" w:cstheme="minorHAnsi"/>
+          <w:color w:val="0A0A0A"/>
+        </w:rPr>
+      </w:pPr>
+      <w:r>
+        <w:rPr>
+          <w:rFonts w:asciiTheme="minorHAnsi" w:hAnsiTheme="minorHAnsi" w:cstheme="minorHAnsi"/>
+          <w:color w:val="0A0A0A"/>
+        </w:rPr>
+        <w:t>LIFESTYLE_SCREEN_TV_HRS_2_1</w:t>
+      </w:r>
+    </w:p>
+    <w:p>
+      <w:pPr>
+        <w:pStyle w:val="NormalWeb"/>
+        <w:numPr>
+          <w:ilvl w:val="1"/>
+          <w:numId w:val="3"/>
+        </w:numPr>
+        <w:spacing w:before="0" w:beforeAutospacing="0" w:after="0" w:afterAutospacing="0"/>
+        <w:rPr>
+          <w:rFonts w:asciiTheme="minorHAnsi" w:hAnsiTheme="minorHAnsi" w:cstheme="minorHAnsi"/>
+          <w:color w:val="0A0A0A"/>
+        </w:rPr>
+      </w:pPr>
+      <w:r>
+        <w:rPr>
+          <w:rFonts w:asciiTheme="minorHAnsi" w:hAnsiTheme="minorHAnsi" w:cstheme="minorHAnsi"/>
+          <w:color w:val="0A0A0A"/>
+        </w:rPr>
+        <w:t>No phone data</w:t>
+      </w:r>
+    </w:p>
+    <w:p>
+      <w:pPr>
+        <w:pStyle w:val="NormalWeb"/>
+        <w:numPr>
+          <w:ilvl w:val="0"/>
+          <w:numId w:val="3"/>
+        </w:numPr>
+        <w:spacing w:before="0" w:beforeAutospacing="0" w:after="0" w:afterAutospacing="0"/>
+        <w:rPr>
+          <w:rFonts w:asciiTheme="minorHAnsi" w:hAnsiTheme="minorHAnsi" w:cstheme="minorHAnsi"/>
+          <w:color w:val="0A0A0A"/>
+        </w:rPr>
+      </w:pPr>
+    </w:p>
+    <w:p>
+      <w:pPr>
+        <w:pStyle w:val="NormalWeb"/>
+        <w:spacing w:before="0" w:beforeAutospacing="0" w:after="0" w:afterAutospacing="0"/>
+        <w:rPr>
+          <w:rFonts w:asciiTheme="minorHAnsi" w:hAnsiTheme="minorHAnsi" w:cstheme="minorHAnsi"/>
+          <w:color w:val="0A0A0A"/>
+        </w:rPr>
+      </w:pPr>
+    </w:p>
+    <w:p>
+      <w:pPr>
+        <w:pStyle w:val="NormalWeb"/>
+        <w:spacing w:before="0" w:beforeAutospacing="0" w:after="0" w:afterAutospacing="0"/>
+        <w:rPr>
+          <w:rFonts w:asciiTheme="minorHAnsi" w:hAnsiTheme="minorHAnsi" w:cstheme="minorHAnsi"/>
+          <w:b/>
+          <w:color w:val="0A0A0A"/>
+          <w:u w:val="single"/>
+        </w:rPr>
+      </w:pPr>
+    </w:p>
+    <w:p>
+      <w:pPr>
+        <w:pStyle w:val="NormalWeb"/>
+        <w:spacing w:before="0" w:beforeAutospacing="0" w:after="0" w:afterAutospacing="0"/>
+        <w:rPr>
+          <w:rFonts w:asciiTheme="minorHAnsi" w:hAnsiTheme="minorHAnsi" w:cstheme="minorHAnsi"/>
+          <w:b/>
+          <w:color w:val="0A0A0A"/>
+          <w:u w:val="single"/>
+        </w:rPr>
+      </w:pPr>
+    </w:p>
+    <w:p>
+      <w:pPr>
+        <w:pStyle w:val="NormalWeb"/>
+        <w:spacing w:before="0" w:beforeAutospacing="0" w:after="0" w:afterAutospacing="0"/>
+        <w:rPr>
+          <w:rFonts w:asciiTheme="minorHAnsi" w:hAnsiTheme="minorHAnsi" w:cstheme="minorHAnsi"/>
+          <w:b/>
+          <w:color w:val="0A0A0A"/>
+          <w:u w:val="single"/>
+        </w:rPr>
+      </w:pPr>
+    </w:p>
+    <w:p>
+      <w:pPr>
+        <w:pStyle w:val="NormalWeb"/>
+        <w:spacing w:before="0" w:beforeAutospacing="0" w:after="0" w:afterAutospacing="0"/>
+        <w:rPr>
+          <w:rFonts w:asciiTheme="minorHAnsi" w:hAnsiTheme="minorHAnsi" w:cstheme="minorHAnsi"/>
+          <w:b/>
+          <w:color w:val="0A0A0A"/>
+          <w:u w:val="single"/>
+        </w:rPr>
+      </w:pPr>
+    </w:p>
+    <w:p>
+      <w:pPr>
+        <w:rPr>
+          <w:rFonts w:eastAsia="Times New Roman" w:cstheme="minorHAnsi"/>
+          <w:b/>
+          <w:color w:val="0A0A0A"/>
+          <w:sz w:val="24"/>
+          <w:szCs w:val="24"/>
+          <w:u w:val="single"/>
+          <w:lang w:eastAsia="en-GB"/>
+        </w:rPr>
+      </w:pPr>
+      <w:r>
+        <w:rPr>
+          <w:rFonts w:cstheme="minorHAnsi"/>
+          <w:b/>
+          <w:color w:val="0A0A0A"/>
+          <w:u w:val="single"/>
+        </w:rPr>
+        <w:br w:type="page"/>
+      </w:r>
+    </w:p>
+    <w:p>
+      <w:pPr>
+        <w:pStyle w:val="NormalWeb"/>
+        <w:spacing w:before="0" w:beforeAutospacing="0" w:after="0" w:afterAutospacing="0"/>
+        <w:rPr>
+          <w:rFonts w:asciiTheme="minorHAnsi" w:hAnsiTheme="minorHAnsi" w:cstheme="minorHAnsi"/>
+          <w:color w:val="0A0A0A"/>
+          <w:u w:val="single"/>
+        </w:rPr>
+      </w:pPr>
+      <w:r>
+        <w:rPr>
+          <w:rFonts w:asciiTheme="minorHAnsi" w:hAnsiTheme="minorHAnsi" w:cstheme="minorHAnsi"/>
+          <w:b/>
+          <w:color w:val="0A0A0A"/>
+          <w:u w:val="single"/>
+        </w:rPr>
+        <w:lastRenderedPageBreak/>
         <w:t>Analyses</w:t>
       </w:r>
       <w:r>
@@ -1668,6 +1961,7 @@
           <w:rFonts w:asciiTheme="minorHAnsi" w:hAnsiTheme="minorHAnsi" w:cstheme="minorHAnsi"/>
           <w:b/>
           <w:color w:val="0A0A0A"/>
+          <w:u w:val="single"/>
         </w:rPr>
         <w:t>:</w:t>
       </w:r>
@@ -1675,6 +1969,7 @@
         <w:rPr>
           <w:rFonts w:asciiTheme="minorHAnsi" w:hAnsiTheme="minorHAnsi" w:cstheme="minorHAnsi"/>
           <w:color w:val="0A0A0A"/>
+          <w:u w:val="single"/>
         </w:rPr>
         <w:t xml:space="preserve"> </w:t>
       </w:r>
@@ -1695,25 +1990,989 @@
         <w:spacing w:before="0" w:beforeAutospacing="0" w:after="0" w:afterAutospacing="0"/>
         <w:rPr>
           <w:rFonts w:asciiTheme="minorHAnsi" w:hAnsiTheme="minorHAnsi" w:cstheme="minorHAnsi"/>
-          <w:color w:val="0A0A0A"/>
-        </w:rPr>
-      </w:pPr>
-    </w:p>
-    <w:p>
-      <w:pPr>
-        <w:pStyle w:val="NormalWeb"/>
-        <w:spacing w:before="0" w:beforeAutospacing="0" w:after="0" w:afterAutospacing="0"/>
-        <w:rPr>
-          <w:rFonts w:asciiTheme="minorHAnsi" w:hAnsiTheme="minorHAnsi" w:cstheme="minorHAnsi"/>
-          <w:b/>
-          <w:color w:val="0A0A0A"/>
-        </w:rPr>
-      </w:pPr>
-      <w:r>
-        <w:rPr>
-          <w:rFonts w:asciiTheme="minorHAnsi" w:hAnsiTheme="minorHAnsi" w:cstheme="minorHAnsi"/>
-          <w:b/>
-          <w:color w:val="0A0A0A"/>
+          <w:b/>
+          <w:color w:val="0A0A0A"/>
+        </w:rPr>
+      </w:pPr>
+      <w:r>
+        <w:rPr>
+          <w:rFonts w:asciiTheme="minorHAnsi" w:hAnsiTheme="minorHAnsi" w:cstheme="minorHAnsi"/>
+          <w:b/>
+          <w:color w:val="0A0A0A"/>
+        </w:rPr>
+        <w:t>Sex stratified shift work/asthma analysis</w:t>
+      </w:r>
+    </w:p>
+    <w:p>
+      <w:pPr>
+        <w:pStyle w:val="NormalWeb"/>
+        <w:spacing w:before="0" w:beforeAutospacing="0" w:after="0" w:afterAutospacing="0"/>
+        <w:rPr>
+          <w:rFonts w:asciiTheme="minorHAnsi" w:hAnsiTheme="minorHAnsi" w:cstheme="minorHAnsi"/>
+          <w:b/>
+          <w:color w:val="0A0A0A"/>
+        </w:rPr>
+      </w:pPr>
+      <w:r>
+        <w:rPr>
+          <w:rFonts w:asciiTheme="minorHAnsi" w:hAnsiTheme="minorHAnsi" w:cstheme="minorHAnsi"/>
+          <w:b/>
+          <w:noProof/>
+          <w:color w:val="0A0A0A"/>
+        </w:rPr>
+        <mc:AlternateContent>
+          <mc:Choice Requires="wps">
+            <w:drawing>
+              <wp:anchor distT="0" distB="0" distL="114300" distR="114300" simplePos="0" relativeHeight="251659264" behindDoc="0" locked="0" layoutInCell="1" allowOverlap="1" wp14:anchorId="4950CBF8" wp14:editId="3BADD178">
+                <wp:simplePos x="0" y="0"/>
+                <wp:positionH relativeFrom="column">
+                  <wp:posOffset>182880</wp:posOffset>
+                </wp:positionH>
+                <wp:positionV relativeFrom="paragraph">
+                  <wp:posOffset>66675</wp:posOffset>
+                </wp:positionV>
+                <wp:extent cx="2374265" cy="1403985"/>
+                <wp:effectExtent l="0" t="0" r="12700" b="13970"/>
+                <wp:wrapTopAndBottom/>
+                <wp:docPr id="307" name="Text Box 2"/>
+                <wp:cNvGraphicFramePr>
+                  <a:graphicFrameLocks xmlns:a="http://schemas.openxmlformats.org/drawingml/2006/main"/>
+                </wp:cNvGraphicFramePr>
+                <a:graphic xmlns:a="http://schemas.openxmlformats.org/drawingml/2006/main">
+                  <a:graphicData uri="http://schemas.microsoft.com/office/word/2010/wordprocessingShape">
+                    <wps:wsp>
+                      <wps:cNvSpPr txBox="1">
+                        <a:spLocks noChangeArrowheads="1"/>
+                      </wps:cNvSpPr>
+                      <wps:spPr bwMode="auto">
+                        <a:xfrm>
+                          <a:off x="0" y="0"/>
+                          <a:ext cx="2374265" cy="1403985"/>
+                        </a:xfrm>
+                        <a:prstGeom prst="rect">
+                          <a:avLst/>
+                        </a:prstGeom>
+                        <a:solidFill>
+                          <a:srgbClr val="FFFFFF"/>
+                        </a:solidFill>
+                        <a:ln w="9525">
+                          <a:solidFill>
+                            <a:srgbClr val="000000"/>
+                          </a:solidFill>
+                          <a:miter lim="800000"/>
+                          <a:headEnd/>
+                          <a:tailEnd/>
+                        </a:ln>
+                      </wps:spPr>
+                      <wps:txbx>
+                        <w:txbxContent>
+                          <w:p>
+                            <w:r>
+                              <w:rPr>
+                                <w:noProof/>
+                                <w:lang w:eastAsia="en-GB"/>
+                              </w:rPr>
+                              <w:drawing>
+                                <wp:inline distT="0" distB="0" distL="0" distR="0" wp14:anchorId="49478438" wp14:editId="57A83F12">
+                                  <wp:extent cx="2087880" cy="1670051"/>
+                                  <wp:effectExtent l="0" t="0" r="7620" b="6350"/>
+                                  <wp:docPr id="1" name="Picture 1" descr="C:\Users\mqbssrmj\Documents\OurFutureHealth\OFH_AsthmaShiftwork\plots\OFHALUKshowcase.png"/>
+                                  <wp:cNvGraphicFramePr>
+                                    <a:graphicFrameLocks xmlns:a="http://schemas.openxmlformats.org/drawingml/2006/main" noChangeAspect="1"/>
+                                  </wp:cNvGraphicFramePr>
+                                  <a:graphic xmlns:a="http://schemas.openxmlformats.org/drawingml/2006/main">
+                                    <a:graphicData uri="http://schemas.openxmlformats.org/drawingml/2006/picture">
+                                      <pic:pic xmlns:pic="http://schemas.openxmlformats.org/drawingml/2006/picture">
+                                        <pic:nvPicPr>
+                                          <pic:cNvPr id="0" name="Picture 1" descr="C:\Users\mqbssrmj\Documents\OurFutureHealth\OFH_AsthmaShiftwork\plots\OFHALUKshowcase.png"/>
+                                          <pic:cNvPicPr>
+                                            <a:picLocks noChangeAspect="1" noChangeArrowheads="1"/>
+                                          </pic:cNvPicPr>
+                                        </pic:nvPicPr>
+                                        <pic:blipFill>
+                                          <a:blip r:embed="rId6">
+                                            <a:extLst>
+                                              <a:ext uri="{28A0092B-C50C-407E-A947-70E740481C1C}">
+                                                <a14:useLocalDpi xmlns:a14="http://schemas.microsoft.com/office/drawing/2010/main" val="0"/>
+                                              </a:ext>
+                                            </a:extLst>
+                                          </a:blip>
+                                          <a:srcRect/>
+                                          <a:stretch>
+                                            <a:fillRect/>
+                                          </a:stretch>
+                                        </pic:blipFill>
+                                        <pic:spPr bwMode="auto">
+                                          <a:xfrm>
+                                            <a:off x="0" y="0"/>
+                                            <a:ext cx="2087880" cy="1670051"/>
+                                          </a:xfrm>
+                                          <a:prstGeom prst="rect">
+                                            <a:avLst/>
+                                          </a:prstGeom>
+                                          <a:noFill/>
+                                          <a:ln>
+                                            <a:noFill/>
+                                          </a:ln>
+                                        </pic:spPr>
+                                      </pic:pic>
+                                    </a:graphicData>
+                                  </a:graphic>
+                                </wp:inline>
+                              </w:drawing>
+                            </w:r>
+                          </w:p>
+                        </w:txbxContent>
+                      </wps:txbx>
+                      <wps:bodyPr rot="0" vert="horz" wrap="square" lIns="91440" tIns="45720" rIns="91440" bIns="45720" anchor="t" anchorCtr="0">
+                        <a:spAutoFit/>
+                      </wps:bodyPr>
+                    </wps:wsp>
+                  </a:graphicData>
+                </a:graphic>
+                <wp14:sizeRelH relativeFrom="margin">
+                  <wp14:pctWidth>40000</wp14:pctWidth>
+                </wp14:sizeRelH>
+                <wp14:sizeRelV relativeFrom="margin">
+                  <wp14:pctHeight>20000</wp14:pctHeight>
+                </wp14:sizeRelV>
+              </wp:anchor>
+            </w:drawing>
+          </mc:Choice>
+          <mc:Fallback>
+            <w:pict>
+              <v:shapetype id="_x0000_t202" coordsize="21600,21600" o:spt="202" path="m,l,21600r21600,l21600,xe">
+                <v:stroke joinstyle="miter"/>
+                <v:path gradientshapeok="t" o:connecttype="rect"/>
+              </v:shapetype>
+              <v:shape id="Text Box 2" o:spid="_x0000_s1026" type="#_x0000_t202" style="position:absolute;margin-left:14.4pt;margin-top:5.25pt;width:186.95pt;height:110.55pt;z-index:251659264;visibility:visible;mso-wrap-style:square;mso-width-percent:400;mso-height-percent:200;mso-wrap-distance-left:9pt;mso-wrap-distance-top:0;mso-wrap-distance-right:9pt;mso-wrap-distance-bottom:0;mso-position-horizontal:absolute;mso-position-horizontal-relative:text;mso-position-vertical:absolute;mso-position-vertical-relative:text;mso-width-percent:400;mso-height-percent:200;mso-width-relative:margin;mso-height-relative:margin;v-text-anchor:top" o:gfxdata="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">
+                <v:textbox style="mso-fit-shape-to-text:t">
+                  <w:txbxContent>
+                    <w:p>
+                      <w:r>
+                        <w:rPr>
+                          <w:noProof/>
+                          <w:lang w:eastAsia="en-GB"/>
+                        </w:rPr>
+                        <w:drawing>
+                          <wp:inline distT="0" distB="0" distL="0" distR="0" wp14:anchorId="49478438" wp14:editId="57A83F12">
+                            <wp:extent cx="2087880" cy="1670051"/>
+                            <wp:effectExtent l="0" t="0" r="7620" b="6350"/>
+                            <wp:docPr id="1" name="Picture 1" descr="C:\Users\mqbssrmj\Documents\OurFutureHealth\OFH_AsthmaShiftwork\plots\OFHALUKshowcase.png"/>
+                            <wp:cNvGraphicFramePr>
+                              <a:graphicFrameLocks xmlns:a="http://schemas.openxmlformats.org/drawingml/2006/main" noChangeAspect="1"/>
+                            </wp:cNvGraphicFramePr>
+                            <a:graphic xmlns:a="http://schemas.openxmlformats.org/drawingml/2006/main">
+                              <a:graphicData uri="http://schemas.openxmlformats.org/drawingml/2006/picture">
+                                <pic:pic xmlns:pic="http://schemas.openxmlformats.org/drawingml/2006/picture">
+                                  <pic:nvPicPr>
+                                    <pic:cNvPr id="0" name="Picture 1" descr="C:\Users\mqbssrmj\Documents\OurFutureHealth\OFH_AsthmaShiftwork\plots\OFHALUKshowcase.png"/>
+                                    <pic:cNvPicPr>
+                                      <a:picLocks noChangeAspect="1" noChangeArrowheads="1"/>
+                                    </pic:cNvPicPr>
+                                  </pic:nvPicPr>
+                                  <pic:blipFill>
+                                    <a:blip r:embed="rId6">
+                                      <a:extLst>
+                                        <a:ext uri="{28A0092B-C50C-407E-A947-70E740481C1C}">
+                                          <a14:useLocalDpi xmlns:a14="http://schemas.microsoft.com/office/drawing/2010/main" val="0"/>
+                                        </a:ext>
+                                      </a:extLst>
+                                    </a:blip>
+                                    <a:srcRect/>
+                                    <a:stretch>
+                                      <a:fillRect/>
+                                    </a:stretch>
+                                  </pic:blipFill>
+                                  <pic:spPr bwMode="auto">
+                                    <a:xfrm>
+                                      <a:off x="0" y="0"/>
+                                      <a:ext cx="2087880" cy="1670051"/>
+                                    </a:xfrm>
+                                    <a:prstGeom prst="rect">
+                                      <a:avLst/>
+                                    </a:prstGeom>
+                                    <a:noFill/>
+                                    <a:ln>
+                                      <a:noFill/>
+                                    </a:ln>
+                                  </pic:spPr>
+                                </pic:pic>
+                              </a:graphicData>
+                            </a:graphic>
+                          </wp:inline>
+                        </w:drawing>
+                      </w:r>
+                    </w:p>
+                  </w:txbxContent>
+                </v:textbox>
+                <w10:wrap type="topAndBottom"/>
+              </v:shape>
+            </w:pict>
+          </mc:Fallback>
+        </mc:AlternateContent>
+      </w:r>
+    </w:p>
+    <w:p>
+      <w:pPr>
+        <w:pStyle w:val="NormalWeb"/>
+        <w:spacing w:before="0" w:beforeAutospacing="0" w:after="0" w:afterAutospacing="0"/>
+        <w:rPr>
+          <w:rFonts w:asciiTheme="minorHAnsi" w:hAnsiTheme="minorHAnsi" w:cstheme="minorHAnsi"/>
+          <w:b/>
+          <w:color w:val="0A0A0A"/>
+        </w:rPr>
+      </w:pPr>
+      <w:r>
+        <w:rPr>
+          <w:rFonts w:asciiTheme="minorHAnsi" w:hAnsiTheme="minorHAnsi" w:cstheme="minorHAnsi"/>
+          <w:b/>
+          <w:noProof/>
+          <w:color w:val="0A0A0A"/>
+        </w:rPr>
+        <mc:AlternateContent>
+          <mc:Choice Requires="wps">
+            <w:drawing>
+              <wp:anchor distT="0" distB="0" distL="114300" distR="114300" simplePos="0" relativeHeight="251661312" behindDoc="0" locked="0" layoutInCell="1" allowOverlap="1" wp14:anchorId="28081D42" wp14:editId="5A573F2C">
+                <wp:simplePos x="0" y="0"/>
+                <wp:positionH relativeFrom="column">
+                  <wp:posOffset>182880</wp:posOffset>
+                </wp:positionH>
+                <wp:positionV relativeFrom="paragraph">
+                  <wp:posOffset>339725</wp:posOffset>
+                </wp:positionV>
+                <wp:extent cx="4091940" cy="1783080"/>
+                <wp:effectExtent l="0" t="0" r="22860" b="26670"/>
+                <wp:wrapTopAndBottom/>
+                <wp:docPr id="2" name="Text Box 2"/>
+                <wp:cNvGraphicFramePr>
+                  <a:graphicFrameLocks xmlns:a="http://schemas.openxmlformats.org/drawingml/2006/main"/>
+                </wp:cNvGraphicFramePr>
+                <a:graphic xmlns:a="http://schemas.openxmlformats.org/drawingml/2006/main">
+                  <a:graphicData uri="http://schemas.microsoft.com/office/word/2010/wordprocessingShape">
+                    <wps:wsp>
+                      <wps:cNvSpPr txBox="1">
+                        <a:spLocks noChangeArrowheads="1"/>
+                      </wps:cNvSpPr>
+                      <wps:spPr bwMode="auto">
+                        <a:xfrm>
+                          <a:off x="0" y="0"/>
+                          <a:ext cx="4091940" cy="1783080"/>
+                        </a:xfrm>
+                        <a:prstGeom prst="rect">
+                          <a:avLst/>
+                        </a:prstGeom>
+                        <a:solidFill>
+                          <a:srgbClr val="FFFFFF"/>
+                        </a:solidFill>
+                        <a:ln w="9525">
+                          <a:solidFill>
+                            <a:srgbClr val="000000"/>
+                          </a:solidFill>
+                          <a:miter lim="800000"/>
+                          <a:headEnd/>
+                          <a:tailEnd/>
+                        </a:ln>
+                      </wps:spPr>
+                      <wps:txbx>
+                        <w:txbxContent>
+                          <w:p>
+                            <w:r>
+                              <w:rPr>
+                                <w:noProof/>
+                                <w:lang w:eastAsia="en-GB"/>
+                              </w:rPr>
+                              <w:drawing>
+                                <wp:inline distT="0" distB="0" distL="0" distR="0">
+                                  <wp:extent cx="3817620" cy="1652452"/>
+                                  <wp:effectExtent l="0" t="0" r="0" b="5080"/>
+                                  <wp:docPr id="4" name="Picture 4" descr="C:\Users\mqbssrmj\Documents\OurFutureHealth\OFH_AsthmaShiftwork\plots\ICANplot1.png"/>
+                                  <wp:cNvGraphicFramePr>
+                                    <a:graphicFrameLocks xmlns:a="http://schemas.openxmlformats.org/drawingml/2006/main" noChangeAspect="1"/>
+                                  </wp:cNvGraphicFramePr>
+                                  <a:graphic xmlns:a="http://schemas.openxmlformats.org/drawingml/2006/main">
+                                    <a:graphicData uri="http://schemas.openxmlformats.org/drawingml/2006/picture">
+                                      <pic:pic xmlns:pic="http://schemas.openxmlformats.org/drawingml/2006/picture">
+                                        <pic:nvPicPr>
+                                          <pic:cNvPr id="0" name="Picture 2" descr="C:\Users\mqbssrmj\Documents\OurFutureHealth\OFH_AsthmaShiftwork\plots\ICANplot1.png"/>
+                                          <pic:cNvPicPr>
+                                            <a:picLocks noChangeAspect="1" noChangeArrowheads="1"/>
+                                          </pic:cNvPicPr>
+                                        </pic:nvPicPr>
+                                        <pic:blipFill rotWithShape="1">
+                                          <a:blip r:embed="rId7">
+                                            <a:extLst>
+                                              <a:ext uri="{28A0092B-C50C-407E-A947-70E740481C1C}">
+                                                <a14:useLocalDpi xmlns:a14="http://schemas.microsoft.com/office/drawing/2010/main" val="0"/>
+                                              </a:ext>
+                                            </a:extLst>
+                                          </a:blip>
+                                          <a:srcRect l="33992"/>
+                                          <a:stretch/>
+                                        </pic:blipFill>
+                                        <pic:spPr bwMode="auto">
+                                          <a:xfrm>
+                                            <a:off x="0" y="0"/>
+                                            <a:ext cx="3834127" cy="1659597"/>
+                                          </a:xfrm>
+                                          <a:prstGeom prst="rect">
+                                            <a:avLst/>
+                                          </a:prstGeom>
+                                          <a:noFill/>
+                                          <a:ln>
+                                            <a:noFill/>
+                                          </a:ln>
+                                          <a:extLst>
+                                            <a:ext uri="{53640926-AAD7-44D8-BBD7-CCE9431645EC}">
+                                              <a14:shadowObscured xmlns:a14="http://schemas.microsoft.com/office/drawing/2010/main"/>
+                                            </a:ext>
+                                          </a:extLst>
+                                        </pic:spPr>
+                                      </pic:pic>
+                                    </a:graphicData>
+                                  </a:graphic>
+                                </wp:inline>
+                              </w:drawing>
+                            </w:r>
+                          </w:p>
+                        </w:txbxContent>
+                      </wps:txbx>
+                      <wps:bodyPr rot="0" vert="horz" wrap="square" lIns="91440" tIns="45720" rIns="91440" bIns="45720" anchor="t" anchorCtr="0">
+                        <a:noAutofit/>
+                      </wps:bodyPr>
+                    </wps:wsp>
+                  </a:graphicData>
+                </a:graphic>
+                <wp14:sizeRelH relativeFrom="margin">
+                  <wp14:pctWidth>0</wp14:pctWidth>
+                </wp14:sizeRelH>
+                <wp14:sizeRelV relativeFrom="margin">
+                  <wp14:pctHeight>0</wp14:pctHeight>
+                </wp14:sizeRelV>
+              </wp:anchor>
+            </w:drawing>
+          </mc:Choice>
+          <mc:Fallback>
+            <w:pict>
+              <v:shape id="_x0000_s1027" type="#_x0000_t202" style="position:absolute;margin-left:14.4pt;margin-top:26.75pt;width:322.2pt;height:140.4pt;z-index:251661312;visibility:visible;mso-wrap-style:square;mso-width-percent:0;mso-height-percent:0;mso-wrap-distance-left:9pt;mso-wrap-distance-top:0;mso-wrap-distance-right:9pt;mso-wrap-distance-bottom:0;mso-position-horizontal:absolute;mso-position-horizontal-relative:text;mso-position-vertical:absolute;mso-position-vertical-relative:text;mso-width-percent:0;mso-height-percent:0;mso-width-relative:margin;mso-height-relative:margin;v-text-anchor:top" o:gfxdata="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">
+                <v:textbox>
+                  <w:txbxContent>
+                    <w:p>
+                      <w:r>
+                        <w:rPr>
+                          <w:noProof/>
+                          <w:lang w:eastAsia="en-GB"/>
+                        </w:rPr>
+                        <w:drawing>
+                          <wp:inline distT="0" distB="0" distL="0" distR="0">
+                            <wp:extent cx="3817620" cy="1652452"/>
+                            <wp:effectExtent l="0" t="0" r="0" b="5080"/>
+                            <wp:docPr id="4" name="Picture 4" descr="C:\Users\mqbssrmj\Documents\OurFutureHealth\OFH_AsthmaShiftwork\plots\ICANplot1.png"/>
+                            <wp:cNvGraphicFramePr>
+                              <a:graphicFrameLocks xmlns:a="http://schemas.openxmlformats.org/drawingml/2006/main" noChangeAspect="1"/>
+                            </wp:cNvGraphicFramePr>
+                            <a:graphic xmlns:a="http://schemas.openxmlformats.org/drawingml/2006/main">
+                              <a:graphicData uri="http://schemas.openxmlformats.org/drawingml/2006/picture">
+                                <pic:pic xmlns:pic="http://schemas.openxmlformats.org/drawingml/2006/picture">
+                                  <pic:nvPicPr>
+                                    <pic:cNvPr id="0" name="Picture 2" descr="C:\Users\mqbssrmj\Documents\OurFutureHealth\OFH_AsthmaShiftwork\plots\ICANplot1.png"/>
+                                    <pic:cNvPicPr>
+                                      <a:picLocks noChangeAspect="1" noChangeArrowheads="1"/>
+                                    </pic:cNvPicPr>
+                                  </pic:nvPicPr>
+                                  <pic:blipFill rotWithShape="1">
+                                    <a:blip r:embed="rId7">
+                                      <a:extLst>
+                                        <a:ext uri="{28A0092B-C50C-407E-A947-70E740481C1C}">
+                                          <a14:useLocalDpi xmlns:a14="http://schemas.microsoft.com/office/drawing/2010/main" val="0"/>
+                                        </a:ext>
+                                      </a:extLst>
+                                    </a:blip>
+                                    <a:srcRect l="33992"/>
+                                    <a:stretch/>
+                                  </pic:blipFill>
+                                  <pic:spPr bwMode="auto">
+                                    <a:xfrm>
+                                      <a:off x="0" y="0"/>
+                                      <a:ext cx="3834127" cy="1659597"/>
+                                    </a:xfrm>
+                                    <a:prstGeom prst="rect">
+                                      <a:avLst/>
+                                    </a:prstGeom>
+                                    <a:noFill/>
+                                    <a:ln>
+                                      <a:noFill/>
+                                    </a:ln>
+                                    <a:extLst>
+                                      <a:ext uri="{53640926-AAD7-44D8-BBD7-CCE9431645EC}">
+                                        <a14:shadowObscured xmlns:a14="http://schemas.microsoft.com/office/drawing/2010/main"/>
+                                      </a:ext>
+                                    </a:extLst>
+                                  </pic:spPr>
+                                </pic:pic>
+                              </a:graphicData>
+                            </a:graphic>
+                          </wp:inline>
+                        </w:drawing>
+                      </w:r>
+                    </w:p>
+                  </w:txbxContent>
+                </v:textbox>
+                <w10:wrap type="topAndBottom"/>
+              </v:shape>
+            </w:pict>
+          </mc:Fallback>
+        </mc:AlternateContent>
+      </w:r>
+      <w:r>
+        <w:rPr>
+          <w:rFonts w:asciiTheme="minorHAnsi" w:hAnsiTheme="minorHAnsi" w:cstheme="minorHAnsi"/>
+          <w:b/>
+          <w:color w:val="0A0A0A"/>
+        </w:rPr>
+        <w:t>Age and sex stratified shift work/asthma analysis</w:t>
+      </w:r>
+    </w:p>
+    <w:p>
+      <w:pPr>
+        <w:pStyle w:val="NormalWeb"/>
+        <w:spacing w:before="0" w:beforeAutospacing="0" w:after="0" w:afterAutospacing="0"/>
+        <w:rPr>
+          <w:rFonts w:asciiTheme="minorHAnsi" w:hAnsiTheme="minorHAnsi" w:cstheme="minorHAnsi"/>
+          <w:b/>
+          <w:color w:val="0A0A0A"/>
+        </w:rPr>
+      </w:pPr>
+    </w:p>
+    <w:p>
+      <w:pPr>
+        <w:pStyle w:val="NormalWeb"/>
+        <w:spacing w:before="0" w:beforeAutospacing="0" w:after="0" w:afterAutospacing="0"/>
+        <w:rPr>
+          <w:rFonts w:asciiTheme="minorHAnsi" w:hAnsiTheme="minorHAnsi" w:cstheme="minorHAnsi"/>
+          <w:b/>
+          <w:color w:val="0A0A0A"/>
+        </w:rPr>
+      </w:pPr>
+      <w:r>
+        <w:rPr>
+          <w:rFonts w:asciiTheme="minorHAnsi" w:hAnsiTheme="minorHAnsi" w:cstheme="minorHAnsi"/>
+          <w:b/>
+          <w:noProof/>
+          <w:color w:val="0A0A0A"/>
+        </w:rPr>
+        <mc:AlternateContent>
+          <mc:Choice Requires="wps">
+            <w:drawing>
+              <wp:anchor distT="0" distB="0" distL="114300" distR="114300" simplePos="0" relativeHeight="251663360" behindDoc="0" locked="0" layoutInCell="1" allowOverlap="1" wp14:anchorId="61E82ABC" wp14:editId="22BC6B21">
+                <wp:simplePos x="0" y="0"/>
+                <wp:positionH relativeFrom="column">
+                  <wp:posOffset>182880</wp:posOffset>
+                </wp:positionH>
+                <wp:positionV relativeFrom="paragraph">
+                  <wp:posOffset>358775</wp:posOffset>
+                </wp:positionV>
+                <wp:extent cx="4472940" cy="2004060"/>
+                <wp:effectExtent l="0" t="0" r="22860" b="15240"/>
+                <wp:wrapTopAndBottom/>
+                <wp:docPr id="5" name="Text Box 5"/>
+                <wp:cNvGraphicFramePr>
+                  <a:graphicFrameLocks xmlns:a="http://schemas.openxmlformats.org/drawingml/2006/main"/>
+                </wp:cNvGraphicFramePr>
+                <a:graphic xmlns:a="http://schemas.openxmlformats.org/drawingml/2006/main">
+                  <a:graphicData uri="http://schemas.microsoft.com/office/word/2010/wordprocessingShape">
+                    <wps:wsp>
+                      <wps:cNvSpPr txBox="1">
+                        <a:spLocks noChangeArrowheads="1"/>
+                      </wps:cNvSpPr>
+                      <wps:spPr bwMode="auto">
+                        <a:xfrm>
+                          <a:off x="0" y="0"/>
+                          <a:ext cx="4472940" cy="2004060"/>
+                        </a:xfrm>
+                        <a:prstGeom prst="rect">
+                          <a:avLst/>
+                        </a:prstGeom>
+                        <a:solidFill>
+                          <a:srgbClr val="FFFFFF"/>
+                        </a:solidFill>
+                        <a:ln w="9525">
+                          <a:solidFill>
+                            <a:srgbClr val="000000"/>
+                          </a:solidFill>
+                          <a:miter lim="800000"/>
+                          <a:headEnd/>
+                          <a:tailEnd/>
+                        </a:ln>
+                      </wps:spPr>
+                      <wps:txbx>
+                        <w:txbxContent>
+                          <w:p>
+                            <w:r>
+                              <w:rPr>
+                                <w:noProof/>
+                                <w:lang w:eastAsia="en-GB"/>
+                              </w:rPr>
+                              <w:drawing>
+                                <wp:inline distT="0" distB="0" distL="0" distR="0">
+                                  <wp:extent cx="4229100" cy="1912620"/>
+                                  <wp:effectExtent l="0" t="0" r="0" b="0"/>
+                                  <wp:docPr id="7" name="Picture 7" descr="C:\Users\mqbssrmj\Documents\OurFutureHealth\OFH_AsthmaShiftwork\plots\ICANplot2.png"/>
+                                  <wp:cNvGraphicFramePr>
+                                    <a:graphicFrameLocks xmlns:a="http://schemas.openxmlformats.org/drawingml/2006/main" noChangeAspect="1"/>
+                                  </wp:cNvGraphicFramePr>
+                                  <a:graphic xmlns:a="http://schemas.openxmlformats.org/drawingml/2006/main">
+                                    <a:graphicData uri="http://schemas.openxmlformats.org/drawingml/2006/picture">
+                                      <pic:pic xmlns:pic="http://schemas.openxmlformats.org/drawingml/2006/picture">
+                                        <pic:nvPicPr>
+                                          <pic:cNvPr id="0" name="Picture 3" descr="C:\Users\mqbssrmj\Documents\OurFutureHealth\OFH_AsthmaShiftwork\plots\ICANplot2.png"/>
+                                          <pic:cNvPicPr>
+                                            <a:picLocks noChangeAspect="1" noChangeArrowheads="1"/>
+                                          </pic:cNvPicPr>
+                                        </pic:nvPicPr>
+                                        <pic:blipFill rotWithShape="1">
+                                          <a:blip r:embed="rId8">
+                                            <a:extLst>
+                                              <a:ext uri="{28A0092B-C50C-407E-A947-70E740481C1C}">
+                                                <a14:useLocalDpi xmlns:a14="http://schemas.microsoft.com/office/drawing/2010/main" val="0"/>
+                                              </a:ext>
+                                            </a:extLst>
+                                          </a:blip>
+                                          <a:srcRect r="34474" b="-3719"/>
+                                          <a:stretch/>
+                                        </pic:blipFill>
+                                        <pic:spPr bwMode="auto">
+                                          <a:xfrm>
+                                            <a:off x="0" y="0"/>
+                                            <a:ext cx="4235997" cy="1915739"/>
+                                          </a:xfrm>
+                                          <a:prstGeom prst="rect">
+                                            <a:avLst/>
+                                          </a:prstGeom>
+                                          <a:noFill/>
+                                          <a:ln>
+                                            <a:noFill/>
+                                          </a:ln>
+                                          <a:extLst>
+                                            <a:ext uri="{53640926-AAD7-44D8-BBD7-CCE9431645EC}">
+                                              <a14:shadowObscured xmlns:a14="http://schemas.microsoft.com/office/drawing/2010/main"/>
+                                            </a:ext>
+                                          </a:extLst>
+                                        </pic:spPr>
+                                      </pic:pic>
+                                    </a:graphicData>
+                                  </a:graphic>
+                                </wp:inline>
+                              </w:drawing>
+                            </w:r>
+                          </w:p>
+                        </w:txbxContent>
+                      </wps:txbx>
+                      <wps:bodyPr rot="0" vert="horz" wrap="square" lIns="91440" tIns="45720" rIns="91440" bIns="45720" anchor="t" anchorCtr="0">
+                        <a:noAutofit/>
+                      </wps:bodyPr>
+                    </wps:wsp>
+                  </a:graphicData>
+                </a:graphic>
+                <wp14:sizeRelH relativeFrom="margin">
+                  <wp14:pctWidth>0</wp14:pctWidth>
+                </wp14:sizeRelH>
+                <wp14:sizeRelV relativeFrom="margin">
+                  <wp14:pctHeight>0</wp14:pctHeight>
+                </wp14:sizeRelV>
+              </wp:anchor>
+            </w:drawing>
+          </mc:Choice>
+          <mc:Fallback>
+            <w:pict>
+              <v:shape id="Text Box 5" o:spid="_x0000_s1028" type="#_x0000_t202" style="position:absolute;margin-left:14.4pt;margin-top:28.25pt;width:352.2pt;height:157.8pt;z-index:251663360;visibility:visible;mso-wrap-style:square;mso-width-percent:0;mso-height-percent:0;mso-wrap-distance-left:9pt;mso-wrap-distance-top:0;mso-wrap-distance-right:9pt;mso-wrap-distance-bottom:0;mso-position-horizontal:absolute;mso-position-horizontal-relative:text;mso-position-vertical:absolute;mso-position-vertical-relative:text;mso-width-percent:0;mso-height-percent:0;mso-width-relative:margin;mso-height-relative:margin;v-text-anchor:top" o:gfxdata="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">
+                <v:textbox>
+                  <w:txbxContent>
+                    <w:p>
+                      <w:r>
+                        <w:rPr>
+                          <w:noProof/>
+                          <w:lang w:eastAsia="en-GB"/>
+                        </w:rPr>
+                        <w:drawing>
+                          <wp:inline distT="0" distB="0" distL="0" distR="0">
+                            <wp:extent cx="4229100" cy="1912620"/>
+                            <wp:effectExtent l="0" t="0" r="0" b="0"/>
+                            <wp:docPr id="7" name="Picture 7" descr="C:\Users\mqbssrmj\Documents\OurFutureHealth\OFH_AsthmaShiftwork\plots\ICANplot2.png"/>
+                            <wp:cNvGraphicFramePr>
+                              <a:graphicFrameLocks xmlns:a="http://schemas.openxmlformats.org/drawingml/2006/main" noChangeAspect="1"/>
+                            </wp:cNvGraphicFramePr>
+                            <a:graphic xmlns:a="http://schemas.openxmlformats.org/drawingml/2006/main">
+                              <a:graphicData uri="http://schemas.openxmlformats.org/drawingml/2006/picture">
+                                <pic:pic xmlns:pic="http://schemas.openxmlformats.org/drawingml/2006/picture">
+                                  <pic:nvPicPr>
+                                    <pic:cNvPr id="0" name="Picture 3" descr="C:\Users\mqbssrmj\Documents\OurFutureHealth\OFH_AsthmaShiftwork\plots\ICANplot2.png"/>
+                                    <pic:cNvPicPr>
+                                      <a:picLocks noChangeAspect="1" noChangeArrowheads="1"/>
+                                    </pic:cNvPicPr>
+                                  </pic:nvPicPr>
+                                  <pic:blipFill rotWithShape="1">
+                                    <a:blip r:embed="rId8">
+                                      <a:extLst>
+                                        <a:ext uri="{28A0092B-C50C-407E-A947-70E740481C1C}">
+                                          <a14:useLocalDpi xmlns:a14="http://schemas.microsoft.com/office/drawing/2010/main" val="0"/>
+                                        </a:ext>
+                                      </a:extLst>
+                                    </a:blip>
+                                    <a:srcRect r="34474" b="-3719"/>
+                                    <a:stretch/>
+                                  </pic:blipFill>
+                                  <pic:spPr bwMode="auto">
+                                    <a:xfrm>
+                                      <a:off x="0" y="0"/>
+                                      <a:ext cx="4235997" cy="1915739"/>
+                                    </a:xfrm>
+                                    <a:prstGeom prst="rect">
+                                      <a:avLst/>
+                                    </a:prstGeom>
+                                    <a:noFill/>
+                                    <a:ln>
+                                      <a:noFill/>
+                                    </a:ln>
+                                    <a:extLst>
+                                      <a:ext uri="{53640926-AAD7-44D8-BBD7-CCE9431645EC}">
+                                        <a14:shadowObscured xmlns:a14="http://schemas.microsoft.com/office/drawing/2010/main"/>
+                                      </a:ext>
+                                    </a:extLst>
+                                  </pic:spPr>
+                                </pic:pic>
+                              </a:graphicData>
+                            </a:graphic>
+                          </wp:inline>
+                        </w:drawing>
+                      </w:r>
+                    </w:p>
+                  </w:txbxContent>
+                </v:textbox>
+                <w10:wrap type="topAndBottom"/>
+              </v:shape>
+            </w:pict>
+          </mc:Fallback>
+        </mc:AlternateContent>
+      </w:r>
+      <w:r>
+        <w:rPr>
+          <w:rFonts w:asciiTheme="minorHAnsi" w:hAnsiTheme="minorHAnsi" w:cstheme="minorHAnsi"/>
+          <w:b/>
+          <w:color w:val="0A0A0A"/>
+        </w:rPr>
+        <w:t>Contraception/asthma</w:t>
+      </w:r>
+    </w:p>
+    <w:p>
+      <w:pPr>
+        <w:pStyle w:val="NormalWeb"/>
+        <w:spacing w:before="0" w:beforeAutospacing="0" w:after="0" w:afterAutospacing="0"/>
+        <w:rPr>
+          <w:rFonts w:asciiTheme="minorHAnsi" w:hAnsiTheme="minorHAnsi" w:cstheme="minorHAnsi"/>
+          <w:b/>
+          <w:color w:val="0A0A0A"/>
+        </w:rPr>
+      </w:pPr>
+    </w:p>
+    <w:p>
+      <w:pPr>
+        <w:rPr>
+          <w:rFonts w:eastAsia="Times New Roman" w:cstheme="minorHAnsi"/>
+          <w:b/>
+          <w:color w:val="0A0A0A"/>
+          <w:sz w:val="24"/>
+          <w:szCs w:val="24"/>
+          <w:lang w:eastAsia="en-GB"/>
+        </w:rPr>
+      </w:pPr>
+      <w:r>
+        <w:rPr>
+          <w:rFonts w:cstheme="minorHAnsi"/>
+          <w:b/>
+          <w:color w:val="0A0A0A"/>
+        </w:rPr>
+        <w:br w:type="page"/>
+      </w:r>
+    </w:p>
+    <w:p>
+      <w:pPr>
+        <w:pStyle w:val="NormalWeb"/>
+        <w:spacing w:before="0" w:beforeAutospacing="0" w:after="0" w:afterAutospacing="0"/>
+        <w:rPr>
+          <w:rFonts w:asciiTheme="minorHAnsi" w:hAnsiTheme="minorHAnsi" w:cstheme="minorHAnsi"/>
+          <w:b/>
+          <w:color w:val="0A0A0A"/>
+        </w:rPr>
+      </w:pPr>
+      <w:r>
+        <w:rPr>
+          <w:rFonts w:asciiTheme="minorHAnsi" w:hAnsiTheme="minorHAnsi" w:cstheme="minorHAnsi"/>
+          <w:b/>
+          <w:noProof/>
+          <w:color w:val="0A0A0A"/>
+        </w:rPr>
+        <w:lastRenderedPageBreak/>
+        <mc:AlternateContent>
+          <mc:Choice Requires="wps">
+            <w:drawing>
+              <wp:anchor distT="0" distB="0" distL="114300" distR="114300" simplePos="0" relativeHeight="251665408" behindDoc="0" locked="0" layoutInCell="1" allowOverlap="1" wp14:anchorId="607C5F79" wp14:editId="1E677E46">
+                <wp:simplePos x="0" y="0"/>
+                <wp:positionH relativeFrom="column">
+                  <wp:posOffset>-30480</wp:posOffset>
+                </wp:positionH>
+                <wp:positionV relativeFrom="paragraph">
+                  <wp:posOffset>342900</wp:posOffset>
+                </wp:positionV>
+                <wp:extent cx="2461260" cy="2004060"/>
+                <wp:effectExtent l="0" t="0" r="15240" b="15240"/>
+                <wp:wrapTopAndBottom/>
+                <wp:docPr id="8" name="Text Box 8"/>
+                <wp:cNvGraphicFramePr>
+                  <a:graphicFrameLocks xmlns:a="http://schemas.openxmlformats.org/drawingml/2006/main"/>
+                </wp:cNvGraphicFramePr>
+                <a:graphic xmlns:a="http://schemas.openxmlformats.org/drawingml/2006/main">
+                  <a:graphicData uri="http://schemas.microsoft.com/office/word/2010/wordprocessingShape">
+                    <wps:wsp>
+                      <wps:cNvSpPr txBox="1">
+                        <a:spLocks noChangeArrowheads="1"/>
+                      </wps:cNvSpPr>
+                      <wps:spPr bwMode="auto">
+                        <a:xfrm>
+                          <a:off x="0" y="0"/>
+                          <a:ext cx="2461260" cy="2004060"/>
+                        </a:xfrm>
+                        <a:prstGeom prst="rect">
+                          <a:avLst/>
+                        </a:prstGeom>
+                        <a:solidFill>
+                          <a:srgbClr val="FFFFFF"/>
+                        </a:solidFill>
+                        <a:ln w="9525">
+                          <a:solidFill>
+                            <a:srgbClr val="000000"/>
+                          </a:solidFill>
+                          <a:miter lim="800000"/>
+                          <a:headEnd/>
+                          <a:tailEnd/>
+                        </a:ln>
+                      </wps:spPr>
+                      <wps:txbx>
+                        <w:txbxContent>
+                          <w:p>
+                            <w:r>
+                              <w:rPr>
+                                <w:noProof/>
+                                <w:lang w:eastAsia="en-GB"/>
+                              </w:rPr>
+                              <w:drawing>
+                                <wp:inline distT="0" distB="0" distL="0" distR="0" wp14:anchorId="5EA6031F" wp14:editId="21D2B5A6">
+                                  <wp:extent cx="2362200" cy="1912620"/>
+                                  <wp:effectExtent l="0" t="0" r="0" b="0"/>
+                                  <wp:docPr id="9" name="Picture 9" descr="C:\Users\mqbssrmj\Documents\OurFutureHealth\OFH_AsthmaShiftwork\plots\ICANplot2.png"/>
+                                  <wp:cNvGraphicFramePr>
+                                    <a:graphicFrameLocks xmlns:a="http://schemas.openxmlformats.org/drawingml/2006/main" noChangeAspect="1"/>
+                                  </wp:cNvGraphicFramePr>
+                                  <a:graphic xmlns:a="http://schemas.openxmlformats.org/drawingml/2006/main">
+                                    <a:graphicData uri="http://schemas.openxmlformats.org/drawingml/2006/picture">
+                                      <pic:pic xmlns:pic="http://schemas.openxmlformats.org/drawingml/2006/picture">
+                                        <pic:nvPicPr>
+                                          <pic:cNvPr id="0" name="Picture 3" descr="C:\Users\mqbssrmj\Documents\OurFutureHealth\OFH_AsthmaShiftwork\plots\ICANplot2.png"/>
+                                          <pic:cNvPicPr>
+                                            <a:picLocks noChangeAspect="1" noChangeArrowheads="1"/>
+                                          </pic:cNvPicPr>
+                                        </pic:nvPicPr>
+                                        <pic:blipFill rotWithShape="1">
+                                          <a:blip r:embed="rId8">
+                                            <a:extLst>
+                                              <a:ext uri="{28A0092B-C50C-407E-A947-70E740481C1C}">
+                                                <a14:useLocalDpi xmlns:a14="http://schemas.microsoft.com/office/drawing/2010/main" val="0"/>
+                                              </a:ext>
+                                            </a:extLst>
+                                          </a:blip>
+                                          <a:srcRect l="65761" r="-2362" b="-3719"/>
+                                          <a:stretch/>
+                                        </pic:blipFill>
+                                        <pic:spPr bwMode="auto">
+                                          <a:xfrm>
+                                            <a:off x="0" y="0"/>
+                                            <a:ext cx="2366052" cy="1915739"/>
+                                          </a:xfrm>
+                                          <a:prstGeom prst="rect">
+                                            <a:avLst/>
+                                          </a:prstGeom>
+                                          <a:noFill/>
+                                          <a:ln>
+                                            <a:noFill/>
+                                          </a:ln>
+                                          <a:extLst>
+                                            <a:ext uri="{53640926-AAD7-44D8-BBD7-CCE9431645EC}">
+                                              <a14:shadowObscured xmlns:a14="http://schemas.microsoft.com/office/drawing/2010/main"/>
+                                            </a:ext>
+                                          </a:extLst>
+                                        </pic:spPr>
+                                      </pic:pic>
+                                    </a:graphicData>
+                                  </a:graphic>
+                                </wp:inline>
+                              </w:drawing>
+                            </w:r>
+                          </w:p>
+                        </w:txbxContent>
+                      </wps:txbx>
+                      <wps:bodyPr rot="0" vert="horz" wrap="square" lIns="91440" tIns="45720" rIns="91440" bIns="45720" anchor="t" anchorCtr="0">
+                        <a:noAutofit/>
+                      </wps:bodyPr>
+                    </wps:wsp>
+                  </a:graphicData>
+                </a:graphic>
+                <wp14:sizeRelH relativeFrom="margin">
+                  <wp14:pctWidth>0</wp14:pctWidth>
+                </wp14:sizeRelH>
+                <wp14:sizeRelV relativeFrom="margin">
+                  <wp14:pctHeight>0</wp14:pctHeight>
+                </wp14:sizeRelV>
+              </wp:anchor>
+            </w:drawing>
+          </mc:Choice>
+          <mc:Fallback>
+            <w:pict>
+              <v:shape id="Text Box 8" o:spid="_x0000_s1029" type="#_x0000_t202" style="position:absolute;margin-left:-2.4pt;margin-top:27pt;width:193.8pt;height:157.8pt;z-index:251665408;visibility:visible;mso-wrap-style:square;mso-width-percent:0;mso-height-percent:0;mso-wrap-distance-left:9pt;mso-wrap-distance-top:0;mso-wrap-distance-right:9pt;mso-wrap-distance-bottom:0;mso-position-horizontal:absolute;mso-position-horizontal-relative:text;mso-position-vertical:absolute;mso-position-vertical-relative:text;mso-width-percent:0;mso-height-percent:0;mso-width-relative:margin;mso-height-relative:margin;v-text-anchor:top" o:gfxdata="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">
+                <v:textbox>
+                  <w:txbxContent>
+                    <w:p>
+                      <w:r>
+                        <w:rPr>
+                          <w:noProof/>
+                          <w:lang w:eastAsia="en-GB"/>
+                        </w:rPr>
+                        <w:drawing>
+                          <wp:inline distT="0" distB="0" distL="0" distR="0" wp14:anchorId="5EA6031F" wp14:editId="21D2B5A6">
+                            <wp:extent cx="2362200" cy="1912620"/>
+                            <wp:effectExtent l="0" t="0" r="0" b="0"/>
+                            <wp:docPr id="9" name="Picture 9" descr="C:\Users\mqbssrmj\Documents\OurFutureHealth\OFH_AsthmaShiftwork\plots\ICANplot2.png"/>
+                            <wp:cNvGraphicFramePr>
+                              <a:graphicFrameLocks xmlns:a="http://schemas.openxmlformats.org/drawingml/2006/main" noChangeAspect="1"/>
+                            </wp:cNvGraphicFramePr>
+                            <a:graphic xmlns:a="http://schemas.openxmlformats.org/drawingml/2006/main">
+                              <a:graphicData uri="http://schemas.openxmlformats.org/drawingml/2006/picture">
+                                <pic:pic xmlns:pic="http://schemas.openxmlformats.org/drawingml/2006/picture">
+                                  <pic:nvPicPr>
+                                    <pic:cNvPr id="0" name="Picture 3" descr="C:\Users\mqbssrmj\Documents\OurFutureHealth\OFH_AsthmaShiftwork\plots\ICANplot2.png"/>
+                                    <pic:cNvPicPr>
+                                      <a:picLocks noChangeAspect="1" noChangeArrowheads="1"/>
+                                    </pic:cNvPicPr>
+                                  </pic:nvPicPr>
+                                  <pic:blipFill rotWithShape="1">
+                                    <a:blip r:embed="rId8">
+                                      <a:extLst>
+                                        <a:ext uri="{28A0092B-C50C-407E-A947-70E740481C1C}">
+                                          <a14:useLocalDpi xmlns:a14="http://schemas.microsoft.com/office/drawing/2010/main" val="0"/>
+                                        </a:ext>
+                                      </a:extLst>
+                                    </a:blip>
+                                    <a:srcRect l="65761" r="-2362" b="-3719"/>
+                                    <a:stretch/>
+                                  </pic:blipFill>
+                                  <pic:spPr bwMode="auto">
+                                    <a:xfrm>
+                                      <a:off x="0" y="0"/>
+                                      <a:ext cx="2366052" cy="1915739"/>
+                                    </a:xfrm>
+                                    <a:prstGeom prst="rect">
+                                      <a:avLst/>
+                                    </a:prstGeom>
+                                    <a:noFill/>
+                                    <a:ln>
+                                      <a:noFill/>
+                                    </a:ln>
+                                    <a:extLst>
+                                      <a:ext uri="{53640926-AAD7-44D8-BBD7-CCE9431645EC}">
+                                        <a14:shadowObscured xmlns:a14="http://schemas.microsoft.com/office/drawing/2010/main"/>
+                                      </a:ext>
+                                    </a:extLst>
+                                  </pic:spPr>
+                                </pic:pic>
+                              </a:graphicData>
+                            </a:graphic>
+                          </wp:inline>
+                        </w:drawing>
+                      </w:r>
+                    </w:p>
+                  </w:txbxContent>
+                </v:textbox>
+                <w10:wrap type="topAndBottom"/>
+              </v:shape>
+            </w:pict>
+          </mc:Fallback>
+        </mc:AlternateContent>
+      </w:r>
+      <w:r>
+        <w:rPr>
+          <w:rFonts w:asciiTheme="minorHAnsi" w:hAnsiTheme="minorHAnsi" w:cstheme="minorHAnsi"/>
+          <w:b/>
+          <w:color w:val="0A0A0A"/>
+        </w:rPr>
+        <w:t>Pill stratified shift work/asthma</w:t>
+      </w:r>
+    </w:p>
+    <w:p>
+      <w:pPr>
+        <w:pStyle w:val="NormalWeb"/>
+        <w:spacing w:before="0" w:beforeAutospacing="0" w:after="0" w:afterAutospacing="0"/>
+        <w:rPr>
+          <w:rFonts w:asciiTheme="minorHAnsi" w:hAnsiTheme="minorHAnsi" w:cstheme="minorHAnsi"/>
+          <w:b/>
+          <w:color w:val="0A0A0A"/>
+        </w:rPr>
+      </w:pPr>
+    </w:p>
+    <w:p>
+      <w:pPr>
+        <w:pStyle w:val="NormalWeb"/>
+        <w:spacing w:before="0" w:beforeAutospacing="0" w:after="0" w:afterAutospacing="0"/>
+        <w:rPr>
+          <w:rFonts w:asciiTheme="minorHAnsi" w:hAnsiTheme="minorHAnsi" w:cstheme="minorHAnsi"/>
+          <w:b/>
+          <w:color w:val="0A0A0A"/>
+        </w:rPr>
+      </w:pPr>
+      <w:r>
+        <w:rPr>
+          <w:rFonts w:asciiTheme="minorHAnsi" w:hAnsiTheme="minorHAnsi" w:cstheme="minorHAnsi"/>
+          <w:b/>
+          <w:color w:val="0A0A0A"/>
+        </w:rPr>
+        <w:t>HRT stratified shift work/asthma</w:t>
+      </w:r>
+    </w:p>
+    <w:p>
+      <w:pPr>
+        <w:pStyle w:val="NormalWeb"/>
+        <w:spacing w:before="0" w:beforeAutospacing="0" w:after="0" w:afterAutospacing="0"/>
+        <w:rPr>
+          <w:rFonts w:asciiTheme="minorHAnsi" w:hAnsiTheme="minorHAnsi" w:cstheme="minorHAnsi"/>
+          <w:color w:val="0A0A0A"/>
+        </w:rPr>
+      </w:pPr>
+    </w:p>
+    <w:p>
+      <w:pPr>
+        <w:pStyle w:val="NormalWeb"/>
+        <w:spacing w:before="0" w:beforeAutospacing="0" w:after="0" w:afterAutospacing="0"/>
+        <w:rPr>
+          <w:rFonts w:asciiTheme="minorHAnsi" w:hAnsiTheme="minorHAnsi" w:cstheme="minorHAnsi"/>
+          <w:b/>
+          <w:color w:val="0A0A0A"/>
+          <w:u w:val="single"/>
+        </w:rPr>
+      </w:pPr>
+      <w:r>
+        <w:rPr>
+          <w:rFonts w:asciiTheme="minorHAnsi" w:hAnsiTheme="minorHAnsi" w:cstheme="minorHAnsi"/>
+          <w:b/>
+          <w:color w:val="0A0A0A"/>
+          <w:u w:val="single"/>
         </w:rPr>
         <w:t xml:space="preserve">Conclusions: </w:t>
       </w:r>
@@ -2337,6 +3596,36 @@
       <w:szCs w:val="18"/>
     </w:rPr>
   </w:style>
+  <w:style w:type="paragraph" w:styleId="BalloonText">
+    <w:name w:val="Balloon Text"/>
+    <w:basedOn w:val="Normal"/>
+    <w:link w:val="BalloonTextChar"/>
+    <w:uiPriority w:val="99"/>
+    <w:semiHidden/>
+    <w:unhideWhenUsed/>
+    <w:rsid w:val="005874A4"/>
+    <w:pPr>
+      <w:spacing w:after="0" w:line="240" w:lineRule="auto"/>
+    </w:pPr>
+    <w:rPr>
+      <w:rFonts w:ascii="Tahoma" w:hAnsi="Tahoma" w:cs="Tahoma"/>
+      <w:sz w:val="16"/>
+      <w:szCs w:val="16"/>
+    </w:rPr>
+  </w:style>
+  <w:style w:type="character" w:customStyle="1" w:styleId="BalloonTextChar">
+    <w:name w:val="Balloon Text Char"/>
+    <w:basedOn w:val="DefaultParagraphFont"/>
+    <w:link w:val="BalloonText"/>
+    <w:uiPriority w:val="99"/>
+    <w:semiHidden/>
+    <w:rsid w:val="005874A4"/>
+    <w:rPr>
+      <w:rFonts w:ascii="Tahoma" w:hAnsi="Tahoma" w:cs="Tahoma"/>
+      <w:sz w:val="16"/>
+      <w:szCs w:val="16"/>
+    </w:rPr>
+  </w:style>
 </w:styles>
 </file>
 
@@ -2573,6 +3862,36 @@
       <w:color w:val="4F81BD"/>
       <w:sz w:val="18"/>
       <w:szCs w:val="18"/>
+    </w:rPr>
+  </w:style>
+  <w:style w:type="paragraph" w:styleId="BalloonText">
+    <w:name w:val="Balloon Text"/>
+    <w:basedOn w:val="Normal"/>
+    <w:link w:val="BalloonTextChar"/>
+    <w:uiPriority w:val="99"/>
+    <w:semiHidden/>
+    <w:unhideWhenUsed/>
+    <w:rsid w:val="005874A4"/>
+    <w:pPr>
+      <w:spacing w:after="0" w:line="240" w:lineRule="auto"/>
+    </w:pPr>
+    <w:rPr>
+      <w:rFonts w:ascii="Tahoma" w:hAnsi="Tahoma" w:cs="Tahoma"/>
+      <w:sz w:val="16"/>
+      <w:szCs w:val="16"/>
+    </w:rPr>
+  </w:style>
+  <w:style w:type="character" w:customStyle="1" w:styleId="BalloonTextChar">
+    <w:name w:val="Balloon Text Char"/>
+    <w:basedOn w:val="DefaultParagraphFont"/>
+    <w:link w:val="BalloonText"/>
+    <w:uiPriority w:val="99"/>
+    <w:semiHidden/>
+    <w:rsid w:val="005874A4"/>
+    <w:rPr>
+      <w:rFonts w:ascii="Tahoma" w:hAnsi="Tahoma" w:cs="Tahoma"/>
+      <w:sz w:val="16"/>
+      <w:szCs w:val="16"/>
     </w:rPr>
   </w:style>
 </w:styles>
